--- a/Rapor/Burdur Gölü Kıyı Kenar ve Alan Değişimi Analizi (1984–2024) Raporu.docx
+++ b/Rapor/Burdur Gölü Kıyı Kenar ve Alan Değişimi Analizi (1984–2024) Raporu.docx
@@ -1194,7 +1194,7 @@
                                         </pic:cNvPicPr>
                                       </pic:nvPicPr>
                                       <pic:blipFill>
-                                        <a:blip r:embed="rId11">
+                                        <a:blip r:embed="rId12">
                                           <a:extLst>
                                             <a:ext uri="{28A0092B-C50C-407E-A947-70E740481C1C}">
                                               <a14:useLocalDpi xmlns:a14="http://schemas.microsoft.com/office/drawing/2010/main" val="0"/>
@@ -2740,23 +2740,7 @@
         <w:pStyle w:val="NormalYeni"/>
       </w:pPr>
       <w:r>
-        <w:t xml:space="preserve">Analizde, USGS Earth Explorer platformu üzerinden temin edilen, 30 metre yersel çözünürlüğe sahip </w:t>
-      </w:r>
-      <w:proofErr w:type="spellStart"/>
-      <w:r>
-        <w:t>Landsat</w:t>
-      </w:r>
-      <w:proofErr w:type="spellEnd"/>
-      <w:r>
-        <w:t xml:space="preserve"> uydu görüntüleri kullanılmıştır. Veriler, </w:t>
-      </w:r>
-      <w:proofErr w:type="spellStart"/>
-      <w:r>
-        <w:t>USGS’in</w:t>
-      </w:r>
-      <w:proofErr w:type="spellEnd"/>
-      <w:r>
-        <w:t xml:space="preserve"> güncel “Collection 2 Level 1” (veya Level 2) standartlarındadır:</w:t>
+        <w:t>Analizde, USGS Earth Explorer platformu üzerinden temin edilen, 30 metre yersel çözünürlüğe sahip Landsat uydu görüntüleri kullanılmıştır. Veriler, USGS’in güncel “Collection 2 Level 1” (veya Level 2) standartlarındadır:</w:t>
       </w:r>
     </w:p>
     <w:p>
@@ -2771,23 +2755,13 @@
           <w:szCs w:val="24"/>
         </w:rPr>
       </w:pPr>
-      <w:proofErr w:type="spellStart"/>
       <w:r>
         <w:rPr>
           <w:rFonts w:ascii="Times New Roman" w:hAnsi="Times New Roman" w:cs="Times New Roman"/>
           <w:sz w:val="24"/>
           <w:szCs w:val="24"/>
         </w:rPr>
-        <w:t>Landsat</w:t>
-      </w:r>
-      <w:proofErr w:type="spellEnd"/>
-      <w:r>
-        <w:rPr>
-          <w:rFonts w:ascii="Times New Roman" w:hAnsi="Times New Roman" w:cs="Times New Roman"/>
-          <w:sz w:val="24"/>
-          <w:szCs w:val="24"/>
-        </w:rPr>
-        <w:t xml:space="preserve"> 4-5 TM: 1984, 1994 ve 2004 yılları için.</w:t>
+        <w:t>Landsat 4-5 TM: 1984, 1994 ve 2004 yılları için.</w:t>
       </w:r>
     </w:p>
     <w:p>
@@ -2802,41 +2776,13 @@
           <w:szCs w:val="24"/>
         </w:rPr>
       </w:pPr>
-      <w:proofErr w:type="spellStart"/>
       <w:r>
         <w:rPr>
           <w:rFonts w:ascii="Times New Roman" w:hAnsi="Times New Roman" w:cs="Times New Roman"/>
           <w:sz w:val="24"/>
           <w:szCs w:val="24"/>
         </w:rPr>
-        <w:t>Landsat</w:t>
-      </w:r>
-      <w:proofErr w:type="spellEnd"/>
-      <w:r>
-        <w:rPr>
-          <w:rFonts w:ascii="Times New Roman" w:hAnsi="Times New Roman" w:cs="Times New Roman"/>
-          <w:sz w:val="24"/>
-          <w:szCs w:val="24"/>
-        </w:rPr>
-        <w:t xml:space="preserve"> 8-9 OLI/TIRS: 2014 ve 2024 yılları için. Şartların eşitlenmesi ve vejetasyon temsilinin en yüksek olduğu dönem olması nedeniyle tüm görüntüler Temmuz ve </w:t>
-      </w:r>
-      <w:proofErr w:type="gramStart"/>
-      <w:r>
-        <w:rPr>
-          <w:rFonts w:ascii="Times New Roman" w:hAnsi="Times New Roman" w:cs="Times New Roman"/>
-          <w:sz w:val="24"/>
-          <w:szCs w:val="24"/>
-        </w:rPr>
-        <w:t>Ağustos</w:t>
-      </w:r>
-      <w:proofErr w:type="gramEnd"/>
-      <w:r>
-        <w:rPr>
-          <w:rFonts w:ascii="Times New Roman" w:hAnsi="Times New Roman" w:cs="Times New Roman"/>
-          <w:sz w:val="24"/>
-          <w:szCs w:val="24"/>
-        </w:rPr>
-        <w:t xml:space="preserve"> aylarından, bulutluluk oranı %0 olacak şekilde seçilmiştir. Collection 2 serisi ön işlemlerden (radyometrik ve geometrik düzeltmeler) geçmiş olduğu için doğrudan analiz aşamasına geçilmiştir.</w:t>
+        <w:t>Landsat 8-9 OLI/TIRS: 2014 ve 2024 yılları için. Şartların eşitlenmesi ve vejetasyon temsilinin en yüksek olduğu dönem olması nedeniyle tüm görüntüler Temmuz ve Ağustos aylarından, bulutluluk oranı %0 olacak şekilde seçilmiştir. Collection 2 serisi ön işlemlerden (radyometrik ve geometrik düzeltmeler) geçmiş olduğu için doğrudan analiz aşamasına geçilmiştir.</w:t>
       </w:r>
     </w:p>
     <w:p>
@@ -2869,41 +2815,13 @@
           <w:szCs w:val="24"/>
         </w:rPr>
       </w:pPr>
-      <w:proofErr w:type="spellStart"/>
       <w:r>
         <w:rPr>
           <w:rFonts w:ascii="Times New Roman" w:hAnsi="Times New Roman" w:cs="Times New Roman"/>
           <w:sz w:val="24"/>
           <w:szCs w:val="24"/>
         </w:rPr>
-        <w:t>Landsat</w:t>
-      </w:r>
-      <w:proofErr w:type="spellEnd"/>
-      <w:r>
-        <w:rPr>
-          <w:rFonts w:ascii="Times New Roman" w:hAnsi="Times New Roman" w:cs="Times New Roman"/>
-          <w:sz w:val="24"/>
-          <w:szCs w:val="24"/>
-        </w:rPr>
-        <w:t xml:space="preserve"> 8-9 için (5-6-4): NIR- SWIR1- </w:t>
-      </w:r>
-      <w:proofErr w:type="spellStart"/>
-      <w:r>
-        <w:rPr>
-          <w:rFonts w:ascii="Times New Roman" w:hAnsi="Times New Roman" w:cs="Times New Roman"/>
-          <w:sz w:val="24"/>
-          <w:szCs w:val="24"/>
-        </w:rPr>
-        <w:t>Red</w:t>
-      </w:r>
-      <w:proofErr w:type="spellEnd"/>
-      <w:r>
-        <w:rPr>
-          <w:rFonts w:ascii="Times New Roman" w:hAnsi="Times New Roman" w:cs="Times New Roman"/>
-          <w:sz w:val="24"/>
-          <w:szCs w:val="24"/>
-        </w:rPr>
-        <w:t xml:space="preserve"> kombinasyonu.</w:t>
+        <w:t>Landsat 8-9 için (5-6-4): NIR- SWIR1- Red kombinasyonu.</w:t>
       </w:r>
     </w:p>
     <w:p>
@@ -2918,191 +2836,49 @@
           <w:szCs w:val="24"/>
         </w:rPr>
       </w:pPr>
-      <w:proofErr w:type="spellStart"/>
       <w:r>
         <w:rPr>
           <w:rFonts w:ascii="Times New Roman" w:hAnsi="Times New Roman" w:cs="Times New Roman"/>
           <w:sz w:val="24"/>
           <w:szCs w:val="24"/>
         </w:rPr>
-        <w:t>Landsat</w:t>
-      </w:r>
-      <w:proofErr w:type="spellEnd"/>
-      <w:r>
+        <w:t>Landsat 4-5 için (4-5-3): NIR- SWIR1- Red kombinasyonu. Teknik Karşılaştırma: Doğal renk kompozitleri (3-2-1), su yüzeyindeki alg (yosun) oluşumlarını, sediman yükünü ve kıyıdaki vejetasyonu ayırt etmede yetersiz kalmaktadır. Buna karşın 5-6-4 kombinasyonu, su yüzeyini soğurma özelliği nedeniyle koyu/net bir tonda gösterirken, kara yüzeyini ve yeni oluşan nemli alanları spektral olarak belirgin şekilde ayırmaktadır.</w:t>
+      </w:r>
+    </w:p>
+    <w:p>
+      <w:pPr>
+        <w:pStyle w:val="Balk20"/>
+      </w:pPr>
+      <w:bookmarkStart w:id="6" w:name="_Toc234186549"/>
+      <w:r>
+        <w:t>3.3. Kontrollü Sınıflandırma (Supervised Classification)</w:t>
+      </w:r>
+      <w:bookmarkEnd w:id="6"/>
+    </w:p>
+    <w:p>
+      <w:pPr>
         <w:rPr>
           <w:rFonts w:ascii="Times New Roman" w:hAnsi="Times New Roman" w:cs="Times New Roman"/>
           <w:sz w:val="24"/>
           <w:szCs w:val="24"/>
         </w:rPr>
-        <w:t xml:space="preserve"> 4-5 için (4-5-3): NIR- SWIR1- </w:t>
-      </w:r>
-      <w:proofErr w:type="spellStart"/>
+      </w:pPr>
       <w:r>
         <w:rPr>
           <w:rFonts w:ascii="Times New Roman" w:hAnsi="Times New Roman" w:cs="Times New Roman"/>
           <w:sz w:val="24"/>
           <w:szCs w:val="24"/>
         </w:rPr>
-        <w:t>Red</w:t>
-      </w:r>
-      <w:proofErr w:type="spellEnd"/>
-      <w:r>
-        <w:rPr>
-          <w:rFonts w:ascii="Times New Roman" w:hAnsi="Times New Roman" w:cs="Times New Roman"/>
-          <w:sz w:val="24"/>
-          <w:szCs w:val="24"/>
-        </w:rPr>
-        <w:t xml:space="preserve"> kombinasyonu. Teknik Karşılaştırma: Doğal renk kompozitleri (3-2-1), su yüzeyindeki alg (yosun) oluşumlarını, </w:t>
-      </w:r>
-      <w:proofErr w:type="spellStart"/>
-      <w:r>
-        <w:rPr>
-          <w:rFonts w:ascii="Times New Roman" w:hAnsi="Times New Roman" w:cs="Times New Roman"/>
-          <w:sz w:val="24"/>
-          <w:szCs w:val="24"/>
-        </w:rPr>
-        <w:t>sediman</w:t>
-      </w:r>
-      <w:proofErr w:type="spellEnd"/>
-      <w:r>
-        <w:rPr>
-          <w:rFonts w:ascii="Times New Roman" w:hAnsi="Times New Roman" w:cs="Times New Roman"/>
-          <w:sz w:val="24"/>
-          <w:szCs w:val="24"/>
-        </w:rPr>
-        <w:t xml:space="preserve"> yükünü ve kıyıdaki vejetasyonu ayırt etmede yetersiz kalmaktadır. Buna karşın 5-6-4 kombinasyonu, su yüzeyini soğurma özelliği nedeniyle koyu/net bir tonda gösterirken, kara yüzeyini ve yeni oluşan nemli alanları spektral olarak belirgin şekilde ayırmaktadır.</w:t>
+        <w:t>Analizde "Interactive Supervised Classification" yöntemi kullanılmıştır. Kullanıcı tarafından belirlenen eğitim örnekleri (training samples) aracılığıyla piksel tabanlı değer ataması yapılmıştır. Bu süreçte su yüzeyi ve kara (vejetasyon, çıplak toprak, yerleşim) sınıfları için çok sayıda örneklem toplanarak algoritmanın temsil kabiliyeti artırılmıştır.</w:t>
       </w:r>
     </w:p>
     <w:p>
       <w:pPr>
         <w:pStyle w:val="Balk20"/>
       </w:pPr>
-      <w:bookmarkStart w:id="6" w:name="_Toc234186549"/>
-      <w:r>
-        <w:t>3.3. Kontrollü Sınıflandırma (</w:t>
-      </w:r>
-      <w:proofErr w:type="spellStart"/>
-      <w:r>
-        <w:t>Supervised</w:t>
-      </w:r>
-      <w:proofErr w:type="spellEnd"/>
-      <w:r>
-        <w:t xml:space="preserve"> </w:t>
-      </w:r>
-      <w:proofErr w:type="spellStart"/>
-      <w:r>
-        <w:t>Classification</w:t>
-      </w:r>
-      <w:proofErr w:type="spellEnd"/>
-      <w:r>
-        <w:t>)</w:t>
-      </w:r>
-      <w:bookmarkEnd w:id="6"/>
-    </w:p>
-    <w:p>
-      <w:pPr>
-        <w:rPr>
-          <w:rFonts w:ascii="Times New Roman" w:hAnsi="Times New Roman" w:cs="Times New Roman"/>
-          <w:sz w:val="24"/>
-          <w:szCs w:val="24"/>
-        </w:rPr>
-      </w:pPr>
-      <w:r>
-        <w:rPr>
-          <w:rFonts w:ascii="Times New Roman" w:hAnsi="Times New Roman" w:cs="Times New Roman"/>
-          <w:sz w:val="24"/>
-          <w:szCs w:val="24"/>
-        </w:rPr>
-        <w:t xml:space="preserve">Analizde "Interactive </w:t>
-      </w:r>
-      <w:proofErr w:type="spellStart"/>
-      <w:r>
-        <w:rPr>
-          <w:rFonts w:ascii="Times New Roman" w:hAnsi="Times New Roman" w:cs="Times New Roman"/>
-          <w:sz w:val="24"/>
-          <w:szCs w:val="24"/>
-        </w:rPr>
-        <w:t>Supervised</w:t>
-      </w:r>
-      <w:proofErr w:type="spellEnd"/>
-      <w:r>
-        <w:rPr>
-          <w:rFonts w:ascii="Times New Roman" w:hAnsi="Times New Roman" w:cs="Times New Roman"/>
-          <w:sz w:val="24"/>
-          <w:szCs w:val="24"/>
-        </w:rPr>
-        <w:t xml:space="preserve"> </w:t>
-      </w:r>
-      <w:proofErr w:type="spellStart"/>
-      <w:r>
-        <w:rPr>
-          <w:rFonts w:ascii="Times New Roman" w:hAnsi="Times New Roman" w:cs="Times New Roman"/>
-          <w:sz w:val="24"/>
-          <w:szCs w:val="24"/>
-        </w:rPr>
-        <w:t>Classification</w:t>
-      </w:r>
-      <w:proofErr w:type="spellEnd"/>
-      <w:r>
-        <w:rPr>
-          <w:rFonts w:ascii="Times New Roman" w:hAnsi="Times New Roman" w:cs="Times New Roman"/>
-          <w:sz w:val="24"/>
-          <w:szCs w:val="24"/>
-        </w:rPr>
-        <w:t>" yöntemi kullanılmıştır. Kullanıcı tarafından belirlenen eğitim örnekleri (</w:t>
-      </w:r>
-      <w:proofErr w:type="spellStart"/>
-      <w:r>
-        <w:rPr>
-          <w:rFonts w:ascii="Times New Roman" w:hAnsi="Times New Roman" w:cs="Times New Roman"/>
-          <w:sz w:val="24"/>
-          <w:szCs w:val="24"/>
-        </w:rPr>
-        <w:t>training</w:t>
-      </w:r>
-      <w:proofErr w:type="spellEnd"/>
-      <w:r>
-        <w:rPr>
-          <w:rFonts w:ascii="Times New Roman" w:hAnsi="Times New Roman" w:cs="Times New Roman"/>
-          <w:sz w:val="24"/>
-          <w:szCs w:val="24"/>
-        </w:rPr>
-        <w:t xml:space="preserve"> </w:t>
-      </w:r>
-      <w:proofErr w:type="spellStart"/>
-      <w:r>
-        <w:rPr>
-          <w:rFonts w:ascii="Times New Roman" w:hAnsi="Times New Roman" w:cs="Times New Roman"/>
-          <w:sz w:val="24"/>
-          <w:szCs w:val="24"/>
-        </w:rPr>
-        <w:t>samples</w:t>
-      </w:r>
-      <w:proofErr w:type="spellEnd"/>
-      <w:r>
-        <w:rPr>
-          <w:rFonts w:ascii="Times New Roman" w:hAnsi="Times New Roman" w:cs="Times New Roman"/>
-          <w:sz w:val="24"/>
-          <w:szCs w:val="24"/>
-        </w:rPr>
-        <w:t>) aracılığıyla piksel tabanlı değer ataması yapılmıştır. Bu süreçte su yüzeyi ve kara (vejetasyon, çıplak toprak, yerleşim) sınıfları için çok sayıda örneklem toplanarak algoritmanın temsil kabiliyeti artırılmıştır.</w:t>
-      </w:r>
-    </w:p>
-    <w:p>
-      <w:pPr>
-        <w:pStyle w:val="Balk20"/>
-      </w:pPr>
       <w:bookmarkStart w:id="7" w:name="_Toc234186550"/>
       <w:r>
-        <w:t xml:space="preserve">3.4. </w:t>
-      </w:r>
-      <w:proofErr w:type="spellStart"/>
-      <w:r>
-        <w:t>Vektörizasyon</w:t>
-      </w:r>
-      <w:proofErr w:type="spellEnd"/>
-      <w:r>
-        <w:t xml:space="preserve"> ve Alan Hesaplama</w:t>
+        <w:t>3.4. Vektörizasyon ve Alan Hesaplama</w:t>
       </w:r>
       <w:bookmarkEnd w:id="7"/>
     </w:p>
@@ -3111,72 +2887,111 @@
         <w:pStyle w:val="NormalYeni"/>
       </w:pPr>
       <w:r>
-        <w:t xml:space="preserve">Sınıflandırılmış </w:t>
-      </w:r>
-      <w:proofErr w:type="spellStart"/>
-      <w:r>
-        <w:t>raster</w:t>
-      </w:r>
-      <w:proofErr w:type="spellEnd"/>
-      <w:r>
-        <w:t xml:space="preserve"> veriler, "</w:t>
-      </w:r>
-      <w:proofErr w:type="spellStart"/>
-      <w:r>
-        <w:t>Raster</w:t>
-      </w:r>
-      <w:proofErr w:type="spellEnd"/>
-      <w:r>
-        <w:t xml:space="preserve"> </w:t>
-      </w:r>
-      <w:proofErr w:type="spellStart"/>
-      <w:r>
-        <w:t>to</w:t>
-      </w:r>
-      <w:proofErr w:type="spellEnd"/>
-      <w:r>
-        <w:t xml:space="preserve"> </w:t>
-      </w:r>
-      <w:proofErr w:type="spellStart"/>
-      <w:r>
-        <w:t>Polygon</w:t>
-      </w:r>
-      <w:proofErr w:type="spellEnd"/>
-      <w:r>
-        <w:t>" aracıyla vektör formatına dönüştürülmüştür. Bu aşamada “</w:t>
-      </w:r>
-      <w:proofErr w:type="spellStart"/>
-      <w:r>
-        <w:t>Simplify</w:t>
-      </w:r>
-      <w:proofErr w:type="spellEnd"/>
-      <w:r>
-        <w:t xml:space="preserve"> </w:t>
-      </w:r>
-      <w:proofErr w:type="spellStart"/>
-      <w:r>
-        <w:t>Polygon</w:t>
-      </w:r>
-      <w:proofErr w:type="spellEnd"/>
-      <w:r>
-        <w:t>" seçeneği kapalı tutulmuştur.  Bu işlem, 30 metrelik piksel hassasiyetini korumak, kenar yumuşatmalarından kaynaklanacak alan kayıplarını engellemek ve matematiksel olarak en doğru "</w:t>
-      </w:r>
-      <w:proofErr w:type="spellStart"/>
-      <w:r>
-        <w:t>pixel-based</w:t>
-      </w:r>
-      <w:proofErr w:type="spellEnd"/>
-      <w:r>
-        <w:t>" alan hesabına ulaşmak için kritiktir.</w:t>
+        <w:t>Sınıflandırılmış raster veriler, "Raster to Polygon" aracıyla vektör formatına dönüştürülmüştür. Bu aşamada “Simplify Polygon" seçeneği kapalı tutulmuştur.  Bu işlem, 30 metrelik piksel hassasiyetini korumak, kenar yumuşatmalarından kaynaklanacak alan kayıplarını engellemek ve matematiksel olarak en doğru "pixel-based" alan hesabına ulaşmak için kritiktir.</w:t>
       </w:r>
     </w:p>
     <w:p>
       <w:pPr>
+        <w:pStyle w:val="NormalYeni"/>
+        <w:keepNext/>
+      </w:pPr>
+      <w:r>
+        <w:rPr>
+          <w:noProof/>
+        </w:rPr>
+        <w:lastRenderedPageBreak/>
+        <w:drawing>
+          <wp:inline distT="0" distB="0" distL="0" distR="0" wp14:anchorId="4D501D79" wp14:editId="13A287C8">
+            <wp:extent cx="5943600" cy="3466465"/>
+            <wp:effectExtent l="152400" t="152400" r="361950" b="362585"/>
+            <wp:docPr id="1889043238" name="Resim 9"/>
+            <wp:cNvGraphicFramePr>
+              <a:graphicFrameLocks xmlns:a="http://schemas.openxmlformats.org/drawingml/2006/main" noChangeAspect="1"/>
+            </wp:cNvGraphicFramePr>
+            <a:graphic xmlns:a="http://schemas.openxmlformats.org/drawingml/2006/main">
+              <a:graphicData uri="http://schemas.openxmlformats.org/drawingml/2006/picture">
+                <pic:pic xmlns:pic="http://schemas.openxmlformats.org/drawingml/2006/picture">
+                  <pic:nvPicPr>
+                    <pic:cNvPr id="0" name="Picture 2"/>
+                    <pic:cNvPicPr>
+                      <a:picLocks noChangeAspect="1" noChangeArrowheads="1"/>
+                    </pic:cNvPicPr>
+                  </pic:nvPicPr>
+                  <pic:blipFill>
+                    <a:blip r:embed="rId13" cstate="print">
+                      <a:extLst>
+                        <a:ext uri="{28A0092B-C50C-407E-A947-70E740481C1C}">
+                          <a14:useLocalDpi xmlns:a14="http://schemas.microsoft.com/office/drawing/2010/main" val="0"/>
+                        </a:ext>
+                      </a:extLst>
+                    </a:blip>
+                    <a:srcRect/>
+                    <a:stretch>
+                      <a:fillRect/>
+                    </a:stretch>
+                  </pic:blipFill>
+                  <pic:spPr bwMode="auto">
+                    <a:xfrm>
+                      <a:off x="0" y="0"/>
+                      <a:ext cx="5943600" cy="3466465"/>
+                    </a:xfrm>
+                    <a:prstGeom prst="rect">
+                      <a:avLst/>
+                    </a:prstGeom>
+                    <a:ln>
+                      <a:noFill/>
+                    </a:ln>
+                    <a:effectLst>
+                      <a:outerShdw blurRad="292100" dist="139700" dir="2700000" algn="tl" rotWithShape="0">
+                        <a:srgbClr val="333333">
+                          <a:alpha val="65000"/>
+                        </a:srgbClr>
+                      </a:outerShdw>
+                    </a:effectLst>
+                  </pic:spPr>
+                </pic:pic>
+              </a:graphicData>
+            </a:graphic>
+          </wp:inline>
+        </w:drawing>
+      </w:r>
+    </w:p>
+    <w:p>
+      <w:pPr>
+        <w:pStyle w:val="ResimYazs"/>
+        <w:jc w:val="both"/>
+      </w:pPr>
+      <w:r>
+        <w:t xml:space="preserve">Şekil </w:t>
+      </w:r>
+      <w:r>
+        <w:fldChar w:fldCharType="begin"/>
+      </w:r>
+      <w:r>
+        <w:instrText xml:space="preserve"> SEQ Şekil \* ARABIC </w:instrText>
+      </w:r>
+      <w:r>
+        <w:fldChar w:fldCharType="separate"/>
+      </w:r>
+      <w:r>
+        <w:rPr>
+          <w:noProof/>
+        </w:rPr>
+        <w:t>1</w:t>
+      </w:r>
+      <w:r>
+        <w:fldChar w:fldCharType="end"/>
+      </w:r>
+      <w:r>
+        <w:t>: Kontrollü Sınıflandırma Görüntüleri</w:t>
+      </w:r>
+    </w:p>
+    <w:p>
+      <w:pPr>
         <w:pStyle w:val="Balk10"/>
       </w:pPr>
       <w:bookmarkStart w:id="8" w:name="_Toc234186551"/>
       <w:r>
-        <w:lastRenderedPageBreak/>
         <w:t>4. Bulgular</w:t>
       </w:r>
       <w:bookmarkEnd w:id="8"/>
@@ -3210,20 +3025,341 @@
         <w:t>Alan Değişimi Tablosu</w:t>
       </w:r>
     </w:p>
+    <w:tbl>
+      <w:tblPr>
+        <w:tblStyle w:val="KlavuzTablo1Ak"/>
+        <w:tblW w:w="0" w:type="auto"/>
+        <w:tblLook w:val="04A0" w:firstRow="1" w:lastRow="0" w:firstColumn="1" w:lastColumn="0" w:noHBand="0" w:noVBand="1"/>
+      </w:tblPr>
+      <w:tblGrid>
+        <w:gridCol w:w="3116"/>
+        <w:gridCol w:w="3117"/>
+        <w:gridCol w:w="3117"/>
+      </w:tblGrid>
+      <w:tr>
+        <w:trPr>
+          <w:cnfStyle w:val="100000000000" w:firstRow="1" w:lastRow="0" w:firstColumn="0" w:lastColumn="0" w:oddVBand="0" w:evenVBand="0" w:oddHBand="0" w:evenHBand="0" w:firstRowFirstColumn="0" w:firstRowLastColumn="0" w:lastRowFirstColumn="0" w:lastRowLastColumn="0"/>
+        </w:trPr>
+        <w:tc>
+          <w:tcPr>
+            <w:cnfStyle w:val="001000000000" w:firstRow="0" w:lastRow="0" w:firstColumn="1" w:lastColumn="0" w:oddVBand="0" w:evenVBand="0" w:oddHBand="0" w:evenHBand="0" w:firstRowFirstColumn="0" w:firstRowLastColumn="0" w:lastRowFirstColumn="0" w:lastRowLastColumn="0"/>
+            <w:tcW w:w="3116" w:type="dxa"/>
+          </w:tcPr>
+          <w:p>
+            <w:pPr>
+              <w:pStyle w:val="NormalYeni"/>
+            </w:pPr>
+            <w:r>
+              <w:t>Yıl</w:t>
+            </w:r>
+          </w:p>
+        </w:tc>
+        <w:tc>
+          <w:tcPr>
+            <w:tcW w:w="3117" w:type="dxa"/>
+          </w:tcPr>
+          <w:p>
+            <w:pPr>
+              <w:pStyle w:val="NormalYeni"/>
+              <w:cnfStyle w:val="100000000000" w:firstRow="1" w:lastRow="0" w:firstColumn="0" w:lastColumn="0" w:oddVBand="0" w:evenVBand="0" w:oddHBand="0" w:evenHBand="0" w:firstRowFirstColumn="0" w:firstRowLastColumn="0" w:lastRowFirstColumn="0" w:lastRowLastColumn="0"/>
+            </w:pPr>
+            <w:r>
+              <w:t>Analiz Edilen Alan (km²)</w:t>
+            </w:r>
+          </w:p>
+        </w:tc>
+        <w:tc>
+          <w:tcPr>
+            <w:tcW w:w="3117" w:type="dxa"/>
+          </w:tcPr>
+          <w:p>
+            <w:pPr>
+              <w:pStyle w:val="NormalYeni"/>
+              <w:cnfStyle w:val="100000000000" w:firstRow="1" w:lastRow="0" w:firstColumn="0" w:lastColumn="0" w:oddVBand="0" w:evenVBand="0" w:oddHBand="0" w:evenHBand="0" w:firstRowFirstColumn="0" w:firstRowLastColumn="0" w:lastRowFirstColumn="0" w:lastRowLastColumn="0"/>
+            </w:pPr>
+            <w:r>
+              <w:t>Değişim</w:t>
+            </w:r>
+            <w:r>
+              <w:t xml:space="preserve"> </w:t>
+            </w:r>
+            <w:r>
+              <w:t>Gözlemi (Kümülatif Etki)</w:t>
+            </w:r>
+          </w:p>
+        </w:tc>
+      </w:tr>
+      <w:tr>
+        <w:tc>
+          <w:tcPr>
+            <w:cnfStyle w:val="001000000000" w:firstRow="0" w:lastRow="0" w:firstColumn="1" w:lastColumn="0" w:oddVBand="0" w:evenVBand="0" w:oddHBand="0" w:evenHBand="0" w:firstRowFirstColumn="0" w:firstRowLastColumn="0" w:lastRowFirstColumn="0" w:lastRowLastColumn="0"/>
+            <w:tcW w:w="3116" w:type="dxa"/>
+          </w:tcPr>
+          <w:p>
+            <w:pPr>
+              <w:pStyle w:val="NormalYeni"/>
+            </w:pPr>
+            <w:r>
+              <w:t>1984</w:t>
+            </w:r>
+          </w:p>
+        </w:tc>
+        <w:tc>
+          <w:tcPr>
+            <w:tcW w:w="3117" w:type="dxa"/>
+          </w:tcPr>
+          <w:p>
+            <w:pPr>
+              <w:pStyle w:val="NormalYeni"/>
+              <w:cnfStyle w:val="000000000000" w:firstRow="0" w:lastRow="0" w:firstColumn="0" w:lastColumn="0" w:oddVBand="0" w:evenVBand="0" w:oddHBand="0" w:evenHBand="0" w:firstRowFirstColumn="0" w:firstRowLastColumn="0" w:lastRowFirstColumn="0" w:lastRowLastColumn="0"/>
+            </w:pPr>
+            <w:r>
+              <w:t>205,5</w:t>
+            </w:r>
+          </w:p>
+        </w:tc>
+        <w:tc>
+          <w:tcPr>
+            <w:tcW w:w="3117" w:type="dxa"/>
+          </w:tcPr>
+          <w:p>
+            <w:pPr>
+              <w:pStyle w:val="NormalYeni"/>
+              <w:cnfStyle w:val="000000000000" w:firstRow="0" w:lastRow="0" w:firstColumn="0" w:lastColumn="0" w:oddVBand="0" w:evenVBand="0" w:oddHBand="0" w:evenHBand="0" w:firstRowFirstColumn="0" w:firstRowLastColumn="0" w:lastRowFirstColumn="0" w:lastRowLastColumn="0"/>
+            </w:pPr>
+            <w:r>
+              <w:t>Referans Yıl / Maksimum Yayılım</w:t>
+            </w:r>
+          </w:p>
+        </w:tc>
+      </w:tr>
+      <w:tr>
+        <w:tc>
+          <w:tcPr>
+            <w:cnfStyle w:val="001000000000" w:firstRow="0" w:lastRow="0" w:firstColumn="1" w:lastColumn="0" w:oddVBand="0" w:evenVBand="0" w:oddHBand="0" w:evenHBand="0" w:firstRowFirstColumn="0" w:firstRowLastColumn="0" w:lastRowFirstColumn="0" w:lastRowLastColumn="0"/>
+            <w:tcW w:w="3116" w:type="dxa"/>
+          </w:tcPr>
+          <w:p>
+            <w:pPr>
+              <w:pStyle w:val="NormalYeni"/>
+            </w:pPr>
+            <w:r>
+              <w:t>1994</w:t>
+            </w:r>
+          </w:p>
+        </w:tc>
+        <w:tc>
+          <w:tcPr>
+            <w:tcW w:w="3117" w:type="dxa"/>
+          </w:tcPr>
+          <w:p>
+            <w:pPr>
+              <w:pStyle w:val="NormalYeni"/>
+              <w:cnfStyle w:val="000000000000" w:firstRow="0" w:lastRow="0" w:firstColumn="0" w:lastColumn="0" w:oddVBand="0" w:evenVBand="0" w:oddHBand="0" w:evenHBand="0" w:firstRowFirstColumn="0" w:firstRowLastColumn="0" w:lastRowFirstColumn="0" w:lastRowLastColumn="0"/>
+            </w:pPr>
+            <w:r>
+              <w:t>175,2</w:t>
+            </w:r>
+          </w:p>
+        </w:tc>
+        <w:tc>
+          <w:tcPr>
+            <w:tcW w:w="3117" w:type="dxa"/>
+          </w:tcPr>
+          <w:p>
+            <w:pPr>
+              <w:pStyle w:val="NormalYeni"/>
+              <w:cnfStyle w:val="000000000000" w:firstRow="0" w:lastRow="0" w:firstColumn="0" w:lastColumn="0" w:oddVBand="0" w:evenVBand="0" w:oddHBand="0" w:evenHBand="0" w:firstRowFirstColumn="0" w:firstRowLastColumn="0" w:lastRowFirstColumn="0" w:lastRowLastColumn="0"/>
+            </w:pPr>
+            <w:r>
+              <w:t>Kademeli Çekilme Başlangıcı</w:t>
+            </w:r>
+          </w:p>
+        </w:tc>
+      </w:tr>
+      <w:tr>
+        <w:tc>
+          <w:tcPr>
+            <w:cnfStyle w:val="001000000000" w:firstRow="0" w:lastRow="0" w:firstColumn="1" w:lastColumn="0" w:oddVBand="0" w:evenVBand="0" w:oddHBand="0" w:evenHBand="0" w:firstRowFirstColumn="0" w:firstRowLastColumn="0" w:lastRowFirstColumn="0" w:lastRowLastColumn="0"/>
+            <w:tcW w:w="3116" w:type="dxa"/>
+          </w:tcPr>
+          <w:p>
+            <w:pPr>
+              <w:pStyle w:val="NormalYeni"/>
+            </w:pPr>
+            <w:r>
+              <w:t>2014</w:t>
+            </w:r>
+          </w:p>
+        </w:tc>
+        <w:tc>
+          <w:tcPr>
+            <w:tcW w:w="3117" w:type="dxa"/>
+          </w:tcPr>
+          <w:p>
+            <w:pPr>
+              <w:pStyle w:val="NormalYeni"/>
+              <w:cnfStyle w:val="000000000000" w:firstRow="0" w:lastRow="0" w:firstColumn="0" w:lastColumn="0" w:oddVBand="0" w:evenVBand="0" w:oddHBand="0" w:evenHBand="0" w:firstRowFirstColumn="0" w:firstRowLastColumn="0" w:lastRowFirstColumn="0" w:lastRowLastColumn="0"/>
+            </w:pPr>
+            <w:r>
+              <w:t>134,3</w:t>
+            </w:r>
+          </w:p>
+        </w:tc>
+        <w:tc>
+          <w:tcPr>
+            <w:tcW w:w="3117" w:type="dxa"/>
+          </w:tcPr>
+          <w:p>
+            <w:pPr>
+              <w:pStyle w:val="NormalYeni"/>
+              <w:cnfStyle w:val="000000000000" w:firstRow="0" w:lastRow="0" w:firstColumn="0" w:lastColumn="0" w:oddVBand="0" w:evenVBand="0" w:oddHBand="0" w:evenHBand="0" w:firstRowFirstColumn="0" w:firstRowLastColumn="0" w:lastRowFirstColumn="0" w:lastRowLastColumn="0"/>
+            </w:pPr>
+            <w:r>
+              <w:t>Belirgin Alan Kaybı (~40 km² Kayıp)</w:t>
+            </w:r>
+          </w:p>
+        </w:tc>
+      </w:tr>
+      <w:tr>
+        <w:tc>
+          <w:tcPr>
+            <w:cnfStyle w:val="001000000000" w:firstRow="0" w:lastRow="0" w:firstColumn="1" w:lastColumn="0" w:oddVBand="0" w:evenVBand="0" w:oddHBand="0" w:evenHBand="0" w:firstRowFirstColumn="0" w:firstRowLastColumn="0" w:lastRowFirstColumn="0" w:lastRowLastColumn="0"/>
+            <w:tcW w:w="3116" w:type="dxa"/>
+          </w:tcPr>
+          <w:p>
+            <w:pPr>
+              <w:pStyle w:val="NormalYeni"/>
+            </w:pPr>
+            <w:r>
+              <w:t>2024</w:t>
+            </w:r>
+          </w:p>
+        </w:tc>
+        <w:tc>
+          <w:tcPr>
+            <w:tcW w:w="3117" w:type="dxa"/>
+          </w:tcPr>
+          <w:p>
+            <w:pPr>
+              <w:pStyle w:val="NormalYeni"/>
+              <w:cnfStyle w:val="000000000000" w:firstRow="0" w:lastRow="0" w:firstColumn="0" w:lastColumn="0" w:oddVBand="0" w:evenVBand="0" w:oddHBand="0" w:evenHBand="0" w:firstRowFirstColumn="0" w:firstRowLastColumn="0" w:lastRowFirstColumn="0" w:lastRowLastColumn="0"/>
+            </w:pPr>
+            <w:r>
+              <w:t>116,4</w:t>
+            </w:r>
+          </w:p>
+        </w:tc>
+        <w:tc>
+          <w:tcPr>
+            <w:tcW w:w="3117" w:type="dxa"/>
+          </w:tcPr>
+          <w:p>
+            <w:pPr>
+              <w:pStyle w:val="NormalYeni"/>
+              <w:cnfStyle w:val="000000000000" w:firstRow="0" w:lastRow="0" w:firstColumn="0" w:lastColumn="0" w:oddVBand="0" w:evenVBand="0" w:oddHBand="0" w:evenHBand="0" w:firstRowFirstColumn="0" w:firstRowLastColumn="0" w:lastRowFirstColumn="0" w:lastRowLastColumn="0"/>
+            </w:pPr>
+            <w:r>
+              <w:t>Kritik Seviye / Toplamda 89,1 km² Kayıp</w:t>
+            </w:r>
+          </w:p>
+        </w:tc>
+      </w:tr>
+    </w:tbl>
     <w:p>
       <w:pPr>
         <w:pStyle w:val="NormalYeni"/>
-      </w:pPr>
-      <w:r>
-        <w:t>Yıl, Analiz Edilen Alan (km²), Değişim Gözlemi (Kümülatif Etki)</w:t>
+        <w:keepNext/>
+      </w:pPr>
+      <w:r>
+        <w:rPr>
+          <w:noProof/>
+        </w:rPr>
+        <w:lastRenderedPageBreak/>
+        <w:drawing>
+          <wp:inline distT="0" distB="0" distL="0" distR="0" wp14:anchorId="40CFB1EE" wp14:editId="78774BC4">
+            <wp:extent cx="5935980" cy="3467100"/>
+            <wp:effectExtent l="152400" t="152400" r="369570" b="361950"/>
+            <wp:docPr id="231343200" name="Resim 8"/>
+            <wp:cNvGraphicFramePr>
+              <a:graphicFrameLocks xmlns:a="http://schemas.openxmlformats.org/drawingml/2006/main" noChangeAspect="1"/>
+            </wp:cNvGraphicFramePr>
+            <a:graphic xmlns:a="http://schemas.openxmlformats.org/drawingml/2006/main">
+              <a:graphicData uri="http://schemas.openxmlformats.org/drawingml/2006/picture">
+                <pic:pic xmlns:pic="http://schemas.openxmlformats.org/drawingml/2006/picture">
+                  <pic:nvPicPr>
+                    <pic:cNvPr id="0" name="Picture 1"/>
+                    <pic:cNvPicPr>
+                      <a:picLocks noChangeAspect="1" noChangeArrowheads="1"/>
+                    </pic:cNvPicPr>
+                  </pic:nvPicPr>
+                  <pic:blipFill>
+                    <a:blip r:embed="rId14" cstate="print">
+                      <a:extLst>
+                        <a:ext uri="{28A0092B-C50C-407E-A947-70E740481C1C}">
+                          <a14:useLocalDpi xmlns:a14="http://schemas.microsoft.com/office/drawing/2010/main" val="0"/>
+                        </a:ext>
+                      </a:extLst>
+                    </a:blip>
+                    <a:srcRect/>
+                    <a:stretch>
+                      <a:fillRect/>
+                    </a:stretch>
+                  </pic:blipFill>
+                  <pic:spPr bwMode="auto">
+                    <a:xfrm>
+                      <a:off x="0" y="0"/>
+                      <a:ext cx="5935980" cy="3467100"/>
+                    </a:xfrm>
+                    <a:prstGeom prst="rect">
+                      <a:avLst/>
+                    </a:prstGeom>
+                    <a:ln>
+                      <a:noFill/>
+                    </a:ln>
+                    <a:effectLst>
+                      <a:outerShdw blurRad="292100" dist="139700" dir="2700000" algn="tl" rotWithShape="0">
+                        <a:srgbClr val="333333">
+                          <a:alpha val="65000"/>
+                        </a:srgbClr>
+                      </a:outerShdw>
+                    </a:effectLst>
+                  </pic:spPr>
+                </pic:pic>
+              </a:graphicData>
+            </a:graphic>
+          </wp:inline>
+        </w:drawing>
       </w:r>
     </w:p>
     <w:p>
       <w:pPr>
-        <w:pStyle w:val="NormalYeni"/>
-      </w:pPr>
-      <w:r>
-        <w:t>1984,"205,5”, Referans Yıl / Maksimum Yayılım</w:t>
+        <w:pStyle w:val="ResimYazs"/>
+        <w:jc w:val="both"/>
+      </w:pPr>
+      <w:r>
+        <w:t xml:space="preserve">Şekil </w:t>
+      </w:r>
+      <w:r>
+        <w:fldChar w:fldCharType="begin"/>
+      </w:r>
+      <w:r>
+        <w:instrText xml:space="preserve"> SEQ Şekil \* ARABIC </w:instrText>
+      </w:r>
+      <w:r>
+        <w:fldChar w:fldCharType="separate"/>
+      </w:r>
+      <w:r>
+        <w:rPr>
+          <w:noProof/>
+        </w:rPr>
+        <w:t>2</w:t>
+      </w:r>
+      <w:r>
+        <w:fldChar w:fldCharType="end"/>
+      </w:r>
+      <w:r>
+        <w:t>: 10 Yıllık Periyotlarla Burdur Gölü</w:t>
       </w:r>
     </w:p>
     <w:p>
@@ -3231,31 +3367,16 @@
         <w:pStyle w:val="NormalYeni"/>
       </w:pPr>
       <w:r>
-        <w:t>1994,"175,2”, Kademeli Çekilme Başlangıcı</w:t>
-      </w:r>
-    </w:p>
-    <w:p>
-      <w:pPr>
-        <w:pStyle w:val="NormalYeni"/>
-      </w:pPr>
-      <w:r>
-        <w:t>2014,"134,3”, Belirgin Alan Kaybı (~40 km² Kayıp)</w:t>
-      </w:r>
-    </w:p>
-    <w:p>
-      <w:pPr>
-        <w:pStyle w:val="NormalYeni"/>
-      </w:pPr>
-      <w:r>
-        <w:t>2024,"116,4","Kritik Seviye / Toplamda 89,1 km² Kayıp"</w:t>
-      </w:r>
-    </w:p>
-    <w:p>
-      <w:pPr>
-        <w:pStyle w:val="NormalYeni"/>
-      </w:pPr>
-      <w:r>
-        <w:t>Mekânsal Analiz1984 ve 2024 yılları kıyaslandığında, gölün neredeyse üçte birinden fazlasının kuruduğu görülmektedir. Analiz görüntülerinde pembe tonlarla temsil edilen sahalar, gölün çekilmesiyle ortaya çıkan, yüksek nem içeriğine sahip sazlık ve bataklık formasyonlarıdır. Bu alanlar, su ekosisteminden karasal/bataklık ekosistemine dönüşümün mekânsal kanıtlarıdır.</w:t>
+        <w:t xml:space="preserve"> </w:t>
+      </w:r>
+      <w:r>
+        <w:t>Mekânsal Analiz</w:t>
+      </w:r>
+      <w:r>
+        <w:t xml:space="preserve"> </w:t>
+      </w:r>
+      <w:r>
+        <w:t>1984 ve 2024 yılları kıyaslandığında, gölün neredeyse üçte birinden fazlasının kuruduğu görülmektedir. Analiz görüntülerinde pembe tonlarla temsil edilen sahalar, gölün çekilmesiyle ortaya çıkan, yüksek nem içeriğine sahip sazlık ve bataklık formasyonlarıdır. Bu alanlar, su ekosisteminden karasal/bataklık ekosistemine dönüşümün mekânsal kanıtlarıdır.</w:t>
       </w:r>
     </w:p>
     <w:p>
@@ -3277,47 +3398,7 @@
         </w:rPr>
       </w:pPr>
       <w:r>
-        <w:t>Sınıflandırma sonuçlarının bilimsel geçerliliği, Hata Matrisi (</w:t>
-      </w:r>
-      <w:proofErr w:type="spellStart"/>
-      <w:r>
-        <w:t>Confusion</w:t>
-      </w:r>
-      <w:proofErr w:type="spellEnd"/>
-      <w:r>
-        <w:t xml:space="preserve"> </w:t>
-      </w:r>
-      <w:proofErr w:type="spellStart"/>
-      <w:r>
-        <w:t>Matrix</w:t>
-      </w:r>
-      <w:proofErr w:type="spellEnd"/>
-      <w:r>
-        <w:t>) ve Google Earth üzerinden yapılan yer doğrulama (</w:t>
-      </w:r>
-      <w:proofErr w:type="spellStart"/>
-      <w:r>
-        <w:t>ground</w:t>
-      </w:r>
-      <w:proofErr w:type="spellEnd"/>
-      <w:r>
-        <w:t xml:space="preserve"> </w:t>
-      </w:r>
-      <w:proofErr w:type="spellStart"/>
-      <w:r>
-        <w:t>truthing</w:t>
-      </w:r>
-      <w:proofErr w:type="spellEnd"/>
-      <w:r>
-        <w:t xml:space="preserve">) kontrolleriyle test edilmiştir. Metot ve Değerlendirme Rastgele nokta örneklemesi yöntemiyle, sınıflandırılan piksellerin arazideki karşılıkları yüksek çözünürlüklü uydu fotoğraflarıyla teyit edilmiştir. 2025 yılı verileri, karmaşık arazi örtüsü değişimlerini (havalimanı, otoyol, kuruyan göl yatağı vb.) modellemek adına metodolojik bir </w:t>
-      </w:r>
-      <w:proofErr w:type="spellStart"/>
-      <w:r>
-        <w:t>benchmark</w:t>
-      </w:r>
-      <w:proofErr w:type="spellEnd"/>
-      <w:r>
-        <w:t xml:space="preserve"> olarak kullanılmıştır. Kappa ve Doğruluk Değerleri</w:t>
+        <w:t>Sınıflandırma sonuçlarının bilimsel geçerliliği, Hata Matrisi (Confusion Matrix) ve Google Earth üzerinden yapılan yer doğrulama (ground truthing) kontrolleriyle test edilmiştir. Metot ve Değerlendirme Rastgele nokta örneklemesi yöntemiyle, sınıflandırılan piksellerin arazideki karşılıkları yüksek çözünürlüklü uydu fotoğraflarıyla teyit edilmiştir. 2025 yılı verileri, karmaşık arazi örtüsü değişimlerini (havalimanı, otoyol, kuruyan göl yatağı vb.) modellemek adına metodolojik bir benchmark olarak kullanılmıştır. Kappa ve Doğruluk Değerleri</w:t>
       </w:r>
     </w:p>
     <w:p>
@@ -3338,25 +3419,7 @@
           <w:sz w:val="24"/>
           <w:szCs w:val="24"/>
         </w:rPr>
-        <w:t>Referans Periyodu (</w:t>
-      </w:r>
-      <w:proofErr w:type="spellStart"/>
-      <w:r>
-        <w:rPr>
-          <w:rFonts w:ascii="Times New Roman" w:hAnsi="Times New Roman" w:cs="Times New Roman"/>
-          <w:sz w:val="24"/>
-          <w:szCs w:val="24"/>
-        </w:rPr>
-        <w:t>Örn</w:t>
-      </w:r>
-      <w:proofErr w:type="spellEnd"/>
-      <w:r>
-        <w:rPr>
-          <w:rFonts w:ascii="Times New Roman" w:hAnsi="Times New Roman" w:cs="Times New Roman"/>
-          <w:sz w:val="24"/>
-          <w:szCs w:val="24"/>
-        </w:rPr>
-        <w:t>. 2000): 0,86 Genel Doğruluk / 0,77 Kappa Katsayısı (Yüksek düzeyde güvenilirlik).</w:t>
+        <w:t>Referans Periyodu (Örn. 2000): 0,86 Genel Doğruluk / 0,77 Kappa Katsayısı (Yüksek düzeyde güvenilirlik).</w:t>
       </w:r>
     </w:p>
     <w:p>
@@ -3377,25 +3440,7 @@
           <w:sz w:val="24"/>
           <w:szCs w:val="24"/>
         </w:rPr>
-        <w:t>Güncel/Projeksiyon Periyodu (</w:t>
-      </w:r>
-      <w:proofErr w:type="spellStart"/>
-      <w:r>
-        <w:rPr>
-          <w:rFonts w:ascii="Times New Roman" w:hAnsi="Times New Roman" w:cs="Times New Roman"/>
-          <w:sz w:val="24"/>
-          <w:szCs w:val="24"/>
-        </w:rPr>
-        <w:t>Örn</w:t>
-      </w:r>
-      <w:proofErr w:type="spellEnd"/>
-      <w:r>
-        <w:rPr>
-          <w:rFonts w:ascii="Times New Roman" w:hAnsi="Times New Roman" w:cs="Times New Roman"/>
-          <w:sz w:val="24"/>
-          <w:szCs w:val="24"/>
-        </w:rPr>
-        <w:t>. 2025): 0,76 Genel Doğruluk / 0,63 Kappa Katsayısı (Orta-İyi düzeyde güvenilirlik).2024/2025 verilerindeki görece düşük doğruluk oranları, göl çekilmesi sonrası oluşan ve spektral olarak karmaşıklaşan (vejetasyon ile nemli toprağın karışması) yeni arazi yapısından kaynaklanmaktadır.</w:t>
+        <w:t>Güncel/Projeksiyon Periyodu (Örn. 2025): 0,76 Genel Doğruluk / 0,63 Kappa Katsayısı (Orta-İyi düzeyde güvenilirlik).2024/2025 verilerindeki görece düşük doğruluk oranları, göl çekilmesi sonrası oluşan ve spektral olarak karmaşıklaşan (vejetasyon ile nemli toprağın karışması) yeni arazi yapısından kaynaklanmaktadır.</w:t>
       </w:r>
     </w:p>
     <w:p>
@@ -3404,9 +3449,119 @@
       </w:pPr>
       <w:bookmarkStart w:id="10" w:name="_Toc234186553"/>
       <w:r>
+        <w:lastRenderedPageBreak/>
         <w:t>6. Sonuç ve Değerlendirme</w:t>
       </w:r>
       <w:bookmarkEnd w:id="10"/>
+    </w:p>
+    <w:p>
+      <w:pPr>
+        <w:pStyle w:val="NormalYeni"/>
+      </w:pPr>
+      <w:r>
+        <w:t>40 yıllık analiz, Burdur Gölü’nün sadece alan kaybetmediğini, aynı zamanda bir ekolojik çöküşün eşiğinde olduğunu göstermektedir. 1984’te 205,5 km² olan yüzey alanının 2024’te 116,4 km²’ye gerilemesi, havza üzerindeki antropojenik ve iklimsel baskının boyutlarını gözler önüne sermektedir.</w:t>
+      </w:r>
+    </w:p>
+    <w:p>
+      <w:pPr>
+        <w:pStyle w:val="NormalYeni"/>
+        <w:keepNext/>
+      </w:pPr>
+      <w:r>
+        <w:rPr>
+          <w:noProof/>
+        </w:rPr>
+        <w:drawing>
+          <wp:inline distT="0" distB="0" distL="0" distR="0" wp14:anchorId="55A38280" wp14:editId="14C8DA9C">
+            <wp:extent cx="5943600" cy="4199255"/>
+            <wp:effectExtent l="152400" t="152400" r="361950" b="353695"/>
+            <wp:docPr id="1466238114" name="Resim 10"/>
+            <wp:cNvGraphicFramePr>
+              <a:graphicFrameLocks xmlns:a="http://schemas.openxmlformats.org/drawingml/2006/main" noChangeAspect="1"/>
+            </wp:cNvGraphicFramePr>
+            <a:graphic xmlns:a="http://schemas.openxmlformats.org/drawingml/2006/main">
+              <a:graphicData uri="http://schemas.openxmlformats.org/drawingml/2006/picture">
+                <pic:pic xmlns:pic="http://schemas.openxmlformats.org/drawingml/2006/picture">
+                  <pic:nvPicPr>
+                    <pic:cNvPr id="0" name="Picture 4"/>
+                    <pic:cNvPicPr>
+                      <a:picLocks noChangeAspect="1" noChangeArrowheads="1"/>
+                    </pic:cNvPicPr>
+                  </pic:nvPicPr>
+                  <pic:blipFill>
+                    <a:blip r:embed="rId15" cstate="print">
+                      <a:extLst>
+                        <a:ext uri="{28A0092B-C50C-407E-A947-70E740481C1C}">
+                          <a14:useLocalDpi xmlns:a14="http://schemas.microsoft.com/office/drawing/2010/main" val="0"/>
+                        </a:ext>
+                      </a:extLst>
+                    </a:blip>
+                    <a:srcRect/>
+                    <a:stretch>
+                      <a:fillRect/>
+                    </a:stretch>
+                  </pic:blipFill>
+                  <pic:spPr bwMode="auto">
+                    <a:xfrm>
+                      <a:off x="0" y="0"/>
+                      <a:ext cx="5943600" cy="4199255"/>
+                    </a:xfrm>
+                    <a:prstGeom prst="rect">
+                      <a:avLst/>
+                    </a:prstGeom>
+                    <a:ln>
+                      <a:noFill/>
+                    </a:ln>
+                    <a:effectLst>
+                      <a:outerShdw blurRad="292100" dist="139700" dir="2700000" algn="tl" rotWithShape="0">
+                        <a:srgbClr val="333333">
+                          <a:alpha val="65000"/>
+                        </a:srgbClr>
+                      </a:outerShdw>
+                    </a:effectLst>
+                  </pic:spPr>
+                </pic:pic>
+              </a:graphicData>
+            </a:graphic>
+          </wp:inline>
+        </w:drawing>
+      </w:r>
+    </w:p>
+    <w:p>
+      <w:pPr>
+        <w:pStyle w:val="ResimYazs"/>
+        <w:jc w:val="both"/>
+      </w:pPr>
+      <w:r>
+        <w:t xml:space="preserve">Şekil </w:t>
+      </w:r>
+      <w:r>
+        <w:fldChar w:fldCharType="begin"/>
+      </w:r>
+      <w:r>
+        <w:instrText xml:space="preserve"> SEQ Şekil \* ARABIC </w:instrText>
+      </w:r>
+      <w:r>
+        <w:fldChar w:fldCharType="separate"/>
+      </w:r>
+      <w:r>
+        <w:rPr>
+          <w:noProof/>
+        </w:rPr>
+        <w:t>3</w:t>
+      </w:r>
+      <w:r>
+        <w:fldChar w:fldCharType="end"/>
+      </w:r>
+      <w:r>
+        <w:t>:</w:t>
+      </w:r>
+      <w:r>
+        <w:t xml:space="preserve"> </w:t>
+      </w:r>
+      <w:r>
+        <w:t>Burdur Gölü Kıyı Değişim Analizi</w:t>
+      </w:r>
     </w:p>
     <w:p>
       <w:pPr>
@@ -3417,7 +3572,7 @@
         </w:rPr>
       </w:pPr>
       <w:r>
-        <w:t>40 yıllık analiz, Burdur Gölü’nün sadece alan kaybetmediğini, aynı zamanda bir ekolojik çöküşün eşiğinde olduğunu göstermektedir. 1984’te 205,5 km² olan yüzey alanının 2024’te 116,4 km²’ye gerilemesi, havza üzerindeki antropojenik ve iklimsel baskının boyutlarını gözler önüne sermektedir. Kritik Çıkarımlar:</w:t>
+        <w:t>Kritik Çıkarımlar:</w:t>
       </w:r>
     </w:p>
     <w:p>
@@ -3459,43 +3614,7 @@
           <w:sz w:val="24"/>
           <w:szCs w:val="24"/>
         </w:rPr>
-        <w:t>Metodolojik Başarı: 5-6-4 bant kompoziti ve "</w:t>
-      </w:r>
-      <w:proofErr w:type="spellStart"/>
-      <w:r>
-        <w:rPr>
-          <w:rFonts w:ascii="Times New Roman" w:hAnsi="Times New Roman" w:cs="Times New Roman"/>
-          <w:sz w:val="24"/>
-          <w:szCs w:val="24"/>
-        </w:rPr>
-        <w:t>Simplify</w:t>
-      </w:r>
-      <w:proofErr w:type="spellEnd"/>
-      <w:r>
-        <w:rPr>
-          <w:rFonts w:ascii="Times New Roman" w:hAnsi="Times New Roman" w:cs="Times New Roman"/>
-          <w:sz w:val="24"/>
-          <w:szCs w:val="24"/>
-        </w:rPr>
-        <w:t xml:space="preserve"> </w:t>
-      </w:r>
-      <w:proofErr w:type="spellStart"/>
-      <w:r>
-        <w:rPr>
-          <w:rFonts w:ascii="Times New Roman" w:hAnsi="Times New Roman" w:cs="Times New Roman"/>
-          <w:sz w:val="24"/>
-          <w:szCs w:val="24"/>
-        </w:rPr>
-        <w:t>Polygon</w:t>
-      </w:r>
-      <w:proofErr w:type="spellEnd"/>
-      <w:r>
-        <w:rPr>
-          <w:rFonts w:ascii="Times New Roman" w:hAnsi="Times New Roman" w:cs="Times New Roman"/>
-          <w:sz w:val="24"/>
-          <w:szCs w:val="24"/>
-        </w:rPr>
-        <w:t>" özelliğinin devre dışı bırakılması, kıyı kenar çizgisi hassasiyetinde en yüksek verimi sağlamıştır.</w:t>
+        <w:t>Metodolojik Başarı: 5-6-4 bant kompoziti ve "Simplify Polygon" özelliğinin devre dışı bırakılması, kıyı kenar çizgisi hassasiyetinde en yüksek verimi sağlamıştır.</w:t>
       </w:r>
     </w:p>
     <w:p>
@@ -3510,7 +3629,30 @@
           <w:szCs w:val="24"/>
         </w:rPr>
       </w:pPr>
-      <w:proofErr w:type="spellStart"/>
+      <w:r>
+        <w:rPr>
+          <w:rFonts w:ascii="Times New Roman" w:hAnsi="Times New Roman" w:cs="Times New Roman"/>
+          <w:sz w:val="24"/>
+          <w:szCs w:val="24"/>
+        </w:rPr>
+        <w:t xml:space="preserve">CBS'nin Stratejik Rolü: Uzaktan algılama teknikleri, havzadaki değişimi sadece görselleştirmekle kalmayıp, politika yapıcılar için somut sayısal veriler üretmiştir. Gelecek Öngörüleri ve Öneriler Burdur Gölü'nde elde edilen bu bulgular, bölgedeki diğer su kütleleri için de bir erken uyarı sistemidir.  Akşehir, </w:t>
+      </w:r>
+      <w:r>
+        <w:rPr>
+          <w:rFonts w:ascii="Times New Roman" w:hAnsi="Times New Roman" w:cs="Times New Roman"/>
+          <w:sz w:val="24"/>
+          <w:szCs w:val="24"/>
+        </w:rPr>
+        <w:t>E</w:t>
+      </w:r>
+      <w:r>
+        <w:rPr>
+          <w:rFonts w:ascii="Times New Roman" w:hAnsi="Times New Roman" w:cs="Times New Roman"/>
+          <w:sz w:val="24"/>
+          <w:szCs w:val="24"/>
+        </w:rPr>
+        <w:t xml:space="preserve">ber ve Işıklı gölleri için de Google Earth Engine ve tarihsel Landsat arşivleri kullanılarak benzer analizlerin </w:t>
+      </w:r>
       <w:r>
         <w:rPr>
           <w:rFonts w:ascii="Times New Roman" w:hAnsi="Times New Roman" w:cs="Times New Roman"/>
@@ -3518,112 +3660,15 @@
           <w:szCs w:val="24"/>
         </w:rPr>
         <w:lastRenderedPageBreak/>
-        <w:t>CBS'nin</w:t>
-      </w:r>
-      <w:proofErr w:type="spellEnd"/>
-      <w:r>
+        <w:t>ivedilikle yapılması gerekmektedir. Uzman Görüşü: Elde edilen veriler ışığında, bölgedeki su kullanımının ve tarımsal faaliyetlerin revize edildiği, bilimsel temelli bir “Havza Yönetim Planı” oluşturulması, gölün ekolojik varlığını sürdürebilmesi için kaçınılmazdır. Kıdemli CBS ve Uzaktan Algılama Uzmanı tarafından Landsat Collection 2 verileri ve ArcGIS 10.8 platformu kullanılarak analiz edilmiştir.</w:t>
+      </w:r>
+    </w:p>
+    <w:p>
+      <w:pPr>
         <w:rPr>
           <w:rFonts w:ascii="Times New Roman" w:hAnsi="Times New Roman" w:cs="Times New Roman"/>
           <w:sz w:val="24"/>
           <w:szCs w:val="24"/>
-        </w:rPr>
-        <w:t xml:space="preserve"> Stratejik Rolü: Uzaktan algılama teknikleri, havzadaki değişimi sadece görselleştirmekle kalmayıp, politika yapıcılar için somut sayısal veriler üretmiştir. Gelecek Öngörüleri ve Öneriler Burdur Gölü'nde elde edilen bu bulgular, bölgedeki diğer su kütleleri için de bir erken uyarı sistemidir.  Akşehir, </w:t>
-      </w:r>
-      <w:r>
-        <w:rPr>
-          <w:rFonts w:ascii="Times New Roman" w:hAnsi="Times New Roman" w:cs="Times New Roman"/>
-          <w:sz w:val="24"/>
-          <w:szCs w:val="24"/>
-        </w:rPr>
-        <w:t>E</w:t>
-      </w:r>
-      <w:r>
-        <w:rPr>
-          <w:rFonts w:ascii="Times New Roman" w:hAnsi="Times New Roman" w:cs="Times New Roman"/>
-          <w:sz w:val="24"/>
-          <w:szCs w:val="24"/>
-        </w:rPr>
-        <w:t xml:space="preserve">ber ve Işıklı gölleri için de Google Earth Engine ve tarihsel </w:t>
-      </w:r>
-      <w:proofErr w:type="spellStart"/>
-      <w:r>
-        <w:rPr>
-          <w:rFonts w:ascii="Times New Roman" w:hAnsi="Times New Roman" w:cs="Times New Roman"/>
-          <w:sz w:val="24"/>
-          <w:szCs w:val="24"/>
-        </w:rPr>
-        <w:t>Landsat</w:t>
-      </w:r>
-      <w:proofErr w:type="spellEnd"/>
-      <w:r>
-        <w:rPr>
-          <w:rFonts w:ascii="Times New Roman" w:hAnsi="Times New Roman" w:cs="Times New Roman"/>
-          <w:sz w:val="24"/>
-          <w:szCs w:val="24"/>
-        </w:rPr>
-        <w:t xml:space="preserve"> arşivleri kullanılarak benzer analizlerin ivedilikle yapılması gerekmektedir. Uzman Görüşü: Elde edilen veriler ışığında, bölgedeki su kullanımının ve tarımsal faaliyetlerin </w:t>
-      </w:r>
-      <w:proofErr w:type="gramStart"/>
-      <w:r>
-        <w:rPr>
-          <w:rFonts w:ascii="Times New Roman" w:hAnsi="Times New Roman" w:cs="Times New Roman"/>
-          <w:sz w:val="24"/>
-          <w:szCs w:val="24"/>
-        </w:rPr>
-        <w:t>revize edildiği</w:t>
-      </w:r>
-      <w:proofErr w:type="gramEnd"/>
-      <w:r>
-        <w:rPr>
-          <w:rFonts w:ascii="Times New Roman" w:hAnsi="Times New Roman" w:cs="Times New Roman"/>
-          <w:sz w:val="24"/>
-          <w:szCs w:val="24"/>
-        </w:rPr>
-        <w:t xml:space="preserve">, bilimsel temelli bir “Havza Yönetim Planı” oluşturulması, gölün ekolojik varlığını sürdürebilmesi için kaçınılmazdır. Kıdemli CBS ve Uzaktan Algılama Uzmanı tarafından </w:t>
-      </w:r>
-      <w:proofErr w:type="spellStart"/>
-      <w:r>
-        <w:rPr>
-          <w:rFonts w:ascii="Times New Roman" w:hAnsi="Times New Roman" w:cs="Times New Roman"/>
-          <w:sz w:val="24"/>
-          <w:szCs w:val="24"/>
-        </w:rPr>
-        <w:t>Landsat</w:t>
-      </w:r>
-      <w:proofErr w:type="spellEnd"/>
-      <w:r>
-        <w:rPr>
-          <w:rFonts w:ascii="Times New Roman" w:hAnsi="Times New Roman" w:cs="Times New Roman"/>
-          <w:sz w:val="24"/>
-          <w:szCs w:val="24"/>
-        </w:rPr>
-        <w:t xml:space="preserve"> Collection 2 verileri ve </w:t>
-      </w:r>
-      <w:proofErr w:type="spellStart"/>
-      <w:r>
-        <w:rPr>
-          <w:rFonts w:ascii="Times New Roman" w:hAnsi="Times New Roman" w:cs="Times New Roman"/>
-          <w:sz w:val="24"/>
-          <w:szCs w:val="24"/>
-        </w:rPr>
-        <w:t>ArcGIS</w:t>
-      </w:r>
-      <w:proofErr w:type="spellEnd"/>
-      <w:r>
-        <w:rPr>
-          <w:rFonts w:ascii="Times New Roman" w:hAnsi="Times New Roman" w:cs="Times New Roman"/>
-          <w:sz w:val="24"/>
-          <w:szCs w:val="24"/>
-        </w:rPr>
-        <w:t xml:space="preserve"> 10.8 platformu kullanılarak analiz edilmiştir.</w:t>
-      </w:r>
-    </w:p>
-    <w:p>
-      <w:pPr>
-        <w:rPr>
-          <w:rFonts w:ascii="Times New Roman" w:hAnsi="Times New Roman" w:cs="Times New Roman"/>
-          <w:sz w:val="28"/>
-          <w:szCs w:val="28"/>
         </w:rPr>
       </w:pPr>
     </w:p>
@@ -4085,12 +4130,12 @@
       </w:pPr>
     </w:p>
     <w:sectPr>
-      <w:headerReference w:type="even" r:id="rId12"/>
-      <w:headerReference w:type="default" r:id="rId13"/>
-      <w:footerReference w:type="even" r:id="rId14"/>
-      <w:footerReference w:type="default" r:id="rId15"/>
-      <w:headerReference w:type="first" r:id="rId16"/>
-      <w:footerReference w:type="first" r:id="rId17"/>
+      <w:headerReference w:type="even" r:id="rId16"/>
+      <w:headerReference w:type="default" r:id="rId17"/>
+      <w:footerReference w:type="even" r:id="rId18"/>
+      <w:footerReference w:type="default" r:id="rId19"/>
+      <w:headerReference w:type="first" r:id="rId20"/>
+      <w:footerReference w:type="first" r:id="rId21"/>
       <w:pgSz w:w="12240" w:h="15840"/>
       <w:pgMar w:top="1440" w:right="1440" w:bottom="1440" w:left="1440" w:header="720" w:footer="720" w:gutter="0"/>
       <w:pgNumType w:start="0"/>
@@ -5419,6 +5464,7 @@
   <w:style w:type="character" w:default="1" w:styleId="VarsaylanParagrafYazTipi">
     <w:name w:val="Default Paragraph Font"/>
     <w:uiPriority w:val="1"/>
+    <w:semiHidden/>
     <w:unhideWhenUsed/>
   </w:style>
   <w:style w:type="table" w:default="1" w:styleId="NormalTablo">
@@ -6005,6 +6051,101 @@
       <w14:ligatures w14:val="none"/>
     </w:rPr>
   </w:style>
+  <w:style w:type="table" w:styleId="TabloKlavuzu">
+    <w:name w:val="Table Grid"/>
+    <w:basedOn w:val="NormalTablo"/>
+    <w:uiPriority w:val="39"/>
+    <w:rsid w:val="00DD388A"/>
+    <w:pPr>
+      <w:spacing w:after="0" w:line="240" w:lineRule="auto"/>
+    </w:pPr>
+    <w:tblPr>
+      <w:tblBorders>
+        <w:top w:val="single" w:sz="4" w:space="0" w:color="auto"/>
+        <w:left w:val="single" w:sz="4" w:space="0" w:color="auto"/>
+        <w:bottom w:val="single" w:sz="4" w:space="0" w:color="auto"/>
+        <w:right w:val="single" w:sz="4" w:space="0" w:color="auto"/>
+        <w:insideH w:val="single" w:sz="4" w:space="0" w:color="auto"/>
+        <w:insideV w:val="single" w:sz="4" w:space="0" w:color="auto"/>
+      </w:tblBorders>
+    </w:tblPr>
+  </w:style>
+  <w:style w:type="table" w:styleId="KlavuzTablo1Ak">
+    <w:name w:val="Grid Table 1 Light"/>
+    <w:basedOn w:val="NormalTablo"/>
+    <w:uiPriority w:val="46"/>
+    <w:rsid w:val="00FB0764"/>
+    <w:pPr>
+      <w:spacing w:after="0" w:line="240" w:lineRule="auto"/>
+    </w:pPr>
+    <w:tblPr>
+      <w:tblStyleRowBandSize w:val="1"/>
+      <w:tblStyleColBandSize w:val="1"/>
+      <w:tblBorders>
+        <w:top w:val="single" w:sz="4" w:space="0" w:color="999999" w:themeColor="text1" w:themeTint="66"/>
+        <w:left w:val="single" w:sz="4" w:space="0" w:color="999999" w:themeColor="text1" w:themeTint="66"/>
+        <w:bottom w:val="single" w:sz="4" w:space="0" w:color="999999" w:themeColor="text1" w:themeTint="66"/>
+        <w:right w:val="single" w:sz="4" w:space="0" w:color="999999" w:themeColor="text1" w:themeTint="66"/>
+        <w:insideH w:val="single" w:sz="4" w:space="0" w:color="999999" w:themeColor="text1" w:themeTint="66"/>
+        <w:insideV w:val="single" w:sz="4" w:space="0" w:color="999999" w:themeColor="text1" w:themeTint="66"/>
+      </w:tblBorders>
+    </w:tblPr>
+    <w:tblStylePr w:type="firstRow">
+      <w:rPr>
+        <w:b/>
+        <w:bCs/>
+      </w:rPr>
+      <w:tblPr/>
+      <w:tcPr>
+        <w:tcBorders>
+          <w:bottom w:val="single" w:sz="12" w:space="0" w:color="666666" w:themeColor="text1" w:themeTint="99"/>
+        </w:tcBorders>
+      </w:tcPr>
+    </w:tblStylePr>
+    <w:tblStylePr w:type="lastRow">
+      <w:rPr>
+        <w:b/>
+        <w:bCs/>
+      </w:rPr>
+      <w:tblPr/>
+      <w:tcPr>
+        <w:tcBorders>
+          <w:top w:val="double" w:sz="2" w:space="0" w:color="666666" w:themeColor="text1" w:themeTint="99"/>
+        </w:tcBorders>
+      </w:tcPr>
+    </w:tblStylePr>
+    <w:tblStylePr w:type="firstCol">
+      <w:rPr>
+        <w:b/>
+        <w:bCs/>
+      </w:rPr>
+    </w:tblStylePr>
+    <w:tblStylePr w:type="lastCol">
+      <w:rPr>
+        <w:b/>
+        <w:bCs/>
+      </w:rPr>
+    </w:tblStylePr>
+  </w:style>
+  <w:style w:type="paragraph" w:styleId="ResimYazs">
+    <w:name w:val="caption"/>
+    <w:basedOn w:val="Normal"/>
+    <w:next w:val="Normal"/>
+    <w:uiPriority w:val="35"/>
+    <w:unhideWhenUsed/>
+    <w:qFormat/>
+    <w:rsid w:val="004A11C4"/>
+    <w:pPr>
+      <w:spacing w:after="200" w:line="240" w:lineRule="auto"/>
+    </w:pPr>
+    <w:rPr>
+      <w:i/>
+      <w:iCs/>
+      <w:color w:val="0E2841" w:themeColor="text2"/>
+      <w:sz w:val="18"/>
+      <w:szCs w:val="18"/>
+    </w:rPr>
+  </w:style>
 </w:styles>
 </file>
 
